--- a/dosyalar/bep/arapca-9-sinif-bep-yazili.docx
+++ b/dosyalar/bep/arapca-9-sinif-bep-yazili.docx
@@ -809,7 +809,7 @@
                       <w:rtl/>
                       <w:lang w:bidi="ar-SA"/>
                     </w:rPr>
-                    <w:t xml:space="preserve">مَساء الْخَيْر</w:t>
+                    <w:t xml:space="preserve">مَساء الخَيْر</w:t>
                   </w:r>
                 </w:p>
               </w:tc>
@@ -1782,7 +1782,7 @@
           <w:rtl/>
           <w:lang w:bidi="ar-SA"/>
         </w:rPr>
-        <w:t xml:space="preserve"> الْمُدَرِّس؟</w:t>
+        <w:t xml:space="preserve"> المُدَرِّس؟</w:t>
       </w:r>
     </w:p>
     <w:p>
@@ -1857,7 +1857,7 @@
           <w:rtl/>
           <w:lang w:bidi="ar-SA"/>
         </w:rPr>
-        <w:t xml:space="preserve"> الْكِتاب.</w:t>
+        <w:t xml:space="preserve"> الكِتاب.</w:t>
       </w:r>
     </w:p>
     <w:p>
@@ -2481,7 +2481,7 @@
                 <w:rtl/>
                 <w:lang w:bidi="ar-SA"/>
               </w:rPr>
-              <w:t xml:space="preserve">مَساء الْخَيْر</w:t>
+              <w:t xml:space="preserve">مَساء الخَيْر</w:t>
             </w:r>
           </w:p>
         </w:tc>
@@ -4282,7 +4282,7 @@
                       <w:rtl/>
                       <w:lang w:bidi="ar-SA"/>
                     </w:rPr>
-                    <w:t xml:space="preserve">مَساء الْخَيْر</w:t>
+                    <w:t xml:space="preserve">مَساء الخَيْر</w:t>
                   </w:r>
                 </w:p>
               </w:tc>
@@ -4895,7 +4895,7 @@
                 <w:rtl/>
                 <w:lang w:bidi="ar-SA"/>
               </w:rPr>
-              <w:t xml:space="preserve">مَساء الْخَيْر</w:t>
+              <w:t xml:space="preserve">مَساء الخَيْر</w:t>
             </w:r>
           </w:p>
         </w:tc>
@@ -5509,7 +5509,7 @@
                 <w:rtl/>
                 <w:lang w:bidi="ar-SA"/>
               </w:rPr>
-              <w:t xml:space="preserve">مَساء الْخَيْر</w:t>
+              <w:t xml:space="preserve">مَساء الخَيْر</w:t>
             </w:r>
           </w:p>
         </w:tc>
@@ -6468,7 +6468,7 @@
                 <w:rtl/>
                 <w:lang w:bidi="ar-SA"/>
               </w:rPr>
-              <w:t xml:space="preserve">مَساء الْخَيْر</w:t>
+              <w:t xml:space="preserve">مَساء الخَيْر</w:t>
             </w:r>
           </w:p>
           <w:p>
@@ -8092,7 +8092,7 @@
                       <w:rtl/>
                       <w:lang w:bidi="ar-SA"/>
                     </w:rPr>
-                    <w:t xml:space="preserve">غُرْفَة الْجُلوس</w:t>
+                    <w:t xml:space="preserve">غُرْفَة الجُلوس</w:t>
                   </w:r>
                 </w:p>
               </w:tc>
@@ -9776,7 +9776,7 @@
                 <w:rtl/>
                 <w:lang w:bidi="ar-SA"/>
               </w:rPr>
-              <w:t xml:space="preserve">غُرْفَة الْجُلوس</w:t>
+              <w:t xml:space="preserve">غُرْفَة الجُلوس</w:t>
             </w:r>
           </w:p>
         </w:tc>
@@ -11577,7 +11577,7 @@
                       <w:rtl/>
                       <w:lang w:bidi="ar-SA"/>
                     </w:rPr>
-                    <w:t xml:space="preserve">غُرْفَة الْجُلوس</w:t>
+                    <w:t xml:space="preserve">غُرْفَة الجُلوس</w:t>
                   </w:r>
                 </w:p>
               </w:tc>
@@ -12190,7 +12190,7 @@
                 <w:rtl/>
                 <w:lang w:bidi="ar-SA"/>
               </w:rPr>
-              <w:t xml:space="preserve">غُرْفَة الْجُلوس</w:t>
+              <w:t xml:space="preserve">غُرْفَة الجُلوس</w:t>
             </w:r>
           </w:p>
         </w:tc>
@@ -12725,7 +12725,7 @@
                 <w:rtl/>
                 <w:lang w:bidi="ar-SA"/>
               </w:rPr>
-              <w:t xml:space="preserve">غُرْفَة الْجُلوس</w:t>
+              <w:t xml:space="preserve">غُرْفَة الجُلوس</w:t>
             </w:r>
           </w:p>
         </w:tc>
@@ -13763,7 +13763,7 @@
                 <w:rtl/>
                 <w:lang w:bidi="ar-SA"/>
               </w:rPr>
-              <w:t xml:space="preserve">غُرْفَة الْجُلوس</w:t>
+              <w:t xml:space="preserve">غُرْفَة الجُلوس</w:t>
             </w:r>
           </w:p>
           <w:p>
@@ -14901,7 +14901,7 @@
           <w:sz w:val="18"/>
           <w:szCs w:val="18"/>
         </w:rPr>
-        <w:t xml:space="preserve">السَّلام عَلَيْكُمْ = 4  ·  صَباح الخَيْر = 2  ·  صَباح النّور = 1  ·  مَساء الْخَيْر = 5  ·  مَساء النّور = 6  ·  مَرْحَبًا = 3</w:t>
+        <w:t xml:space="preserve">السَّلام عَلَيْكُمْ = 4  ·  صَباح الخَيْر = 2  ·  صَباح النّور = 1  ·  مَساء الخَيْر = 5  ·  مَساء النّور = 6  ·  مَرْحَبًا = 3</w:t>
       </w:r>
     </w:p>
     <w:p>
@@ -15118,7 +15118,7 @@
           <w:sz w:val="18"/>
           <w:szCs w:val="18"/>
         </w:rPr>
-        <w:t xml:space="preserve">السَّلام عَلَيْكُمْ = 3  ·  صَباح الخَيْر = 2  ·  صَباح النّور = 1  ·  مَساء الْخَيْر = 4</w:t>
+        <w:t xml:space="preserve">السَّلام عَلَيْكُمْ = 3  ·  صَباح الخَيْر = 2  ·  صَباح النّور = 1  ·  مَساء الخَيْر = 4</w:t>
       </w:r>
     </w:p>
     <w:p>
@@ -15188,7 +15188,7 @@
           <w:sz w:val="18"/>
           <w:szCs w:val="18"/>
         </w:rPr>
-        <w:t xml:space="preserve">Selam üzerinize olsun = السَّلام عَلَيْكُمْ  ·  Hayırlı Sabahlar = صَباح الخَيْر  ·  Günaydın = صَباح النّور  ·  İyi akşamlar = مَساء الْخَيْر</w:t>
+        <w:t xml:space="preserve">Selam üzerinize olsun = السَّلام عَلَيْكُمْ  ·  Hayırlı Sabahlar = صَباح الخَيْر  ·  Günaydın = صَباح النّور  ·  İyi akşamlar = مَساء الخَيْر</w:t>
       </w:r>
     </w:p>
     <w:p>
@@ -15335,7 +15335,7 @@
           <w:sz w:val="18"/>
           <w:szCs w:val="18"/>
         </w:rPr>
-        <w:t xml:space="preserve">بَيْت = 2  ·  غُرْفَة = 4  ·  غُرْفَة النَّوْم = 6  ·  غُرْفَة الْجُلوس = 5  ·  مَطْبَخ = 3  ·  حَمّام = 1</w:t>
+        <w:t xml:space="preserve">بَيْت = 2  ·  غُرْفَة = 4  ·  غُرْفَة النَّوْم = 6  ·  غُرْفَة الجُلوس = 5  ·  مَطْبَخ = 3  ·  حَمّام = 1</w:t>
       </w:r>
     </w:p>
     <w:p>
@@ -15552,7 +15552,7 @@
           <w:sz w:val="18"/>
           <w:szCs w:val="18"/>
         </w:rPr>
-        <w:t xml:space="preserve">بَيْت = 1  ·  غُرْفَة = 2  ·  غُرْفَة النَّوْم = 4  ·  غُرْفَة الْجُلوس = 3</w:t>
+        <w:t xml:space="preserve">بَيْت = 1  ·  غُرْفَة = 2  ·  غُرْفَة النَّوْم = 4  ·  غُرْفَة الجُلوس = 3</w:t>
       </w:r>
     </w:p>
     <w:p>
@@ -15622,7 +15622,7 @@
           <w:sz w:val="18"/>
           <w:szCs w:val="18"/>
         </w:rPr>
-        <w:t xml:space="preserve">Ev = بَيْت  ·  Oda = غُرْفَة  ·  Yatak odası = غُرْفَة النَّوْم  ·  Oturma odası = غُرْفَة الْجُلوس</w:t>
+        <w:t xml:space="preserve">Ev = بَيْت  ·  Oda = غُرْفَة  ·  Yatak odası = غُرْفَة النَّوْم  ·  Oturma odası = غُرْفَة الجُلوس</w:t>
       </w:r>
     </w:p>
     <w:p>

--- a/dosyalar/bep/arapca-9-sinif-bep-yazili.docx
+++ b/dosyalar/bep/arapca-9-sinif-bep-yazili.docx
@@ -14659,7 +14659,7 @@
                 <w:sz w:val="18"/>
                 <w:szCs w:val="18"/>
               </w:rPr>
-              <w:t xml:space="preserve">2026-2027 · Arapça Dersi · 9. Sınıf · 2025 Arapça Dersi Öğretim Programı (9-10. sınıflar)</w:t>
+              <w:t xml:space="preserve">2026-2027 · Arapça Dersi · 9. Sınıf · Arapça Dersi Öğretim Programı (9-10. sınıflar)</w:t>
             </w:r>
           </w:p>
         </w:tc>
